--- a/Autonomous_Mobility_Overview.docx
+++ b/Autonomous_Mobility_Overview.docx
@@ -2945,7 +2945,7 @@
                 <w:sz w:val="19"/>
                 <w:szCs w:val="19"/>
               </w:rPr>
-              <w:t>generated demand ÷ total potential demand</w:t>
+              <w:t xml:space="preserve">requests ÷ potential demand</w:t>
             </w:r>
           </w:p>
         </w:tc>
@@ -3663,7 +3663,7 @@
                 <w:sz w:val="19"/>
                 <w:szCs w:val="19"/>
               </w:rPr>
-              <w:t>Trip request rate</w:t>
+              <w:t xml:space="preserve">Trip realization rate</w:t>
             </w:r>
           </w:p>
         </w:tc>
